--- a/documentation/HORIZON_GRID_SECURITY.docx
+++ b/documentation/HORIZON_GRID_SECURITY.docx
@@ -70,7 +70,7 @@
       </w:r>
       <w:r>
         <w:rPr/>
-        <w:t xml:space="preserve"> 0.1.0</w:t>
+        <w:t xml:space="preserve"> 0.2.3</w:t>
       </w:r>
     </w:p>
     <w:p>
@@ -85,7 +85,7 @@
       </w:r>
       <w:r>
         <w:rPr/>
-        <w:t xml:space="preserve"> 2026-08-17</w:t>
+        <w:t xml:space="preserve"> 2026-08-20</w:t>
       </w:r>
     </w:p>
     <w:p>
@@ -552,7 +552,15 @@
       </w:r>
       <w:r>
         <w:rPr/>
-        <w:t xml:space="preserve"> no self-service "log out everywhere" (only an admin-driven password reset triggers revocation -- a user cannot invalidate their own other sessions without changing their password), no rate limiting or account lockout on </w:t>
+        <w:t xml:space="preserve"> no self-service "log out everywhere" (only an admin-driven password reset triggers revocation -- a user cannot invalidate their own other sessions without changing their password), no rate limiting on </w:t>
+      </w:r>
+      <w:r>
+        <w:rPr/>
+        <w:t xml:space="preserve">/auth/register</w:t>
+      </w:r>
+      <w:r>
+        <w:rPr/>
+        <w:t xml:space="preserve">, no account lockout on either endpoint, and no multi-factor authentication. </w:t>
       </w:r>
       <w:r>
         <w:rPr/>
@@ -560,15 +568,7 @@
       </w:r>
       <w:r>
         <w:rPr/>
-        <w:t xml:space="preserve"> or </w:t>
-      </w:r>
-      <w:r>
-        <w:rPr/>
-        <w:t xml:space="preserve">/auth/register</w:t>
-      </w:r>
-      <w:r>
-        <w:rPr/>
-        <w:t xml:space="preserve">, and no multi-factor authentication. None of these are silently glossed over; see §12.</w:t>
+        <w:t xml:space="preserve"> itself did gain a real per-account rate limiter in a later mission-critical-reliability review (v0.2.3) -- see §12. None of the remaining gaps are silently glossed over either.</w:t>
       </w:r>
     </w:p>
     <w:p>
@@ -2472,12 +2472,12 @@
           <wp:inline distB="0" distL="0" distR="0" distT="0">
             <wp:extent cx="6629400" cy="4603750"/>
             <wp:effectExtent b="0" l="0" r="0" t="0"/>
-            <wp:docPr id="2" name="image-zbH4qGEIvVG2d2Js5IPk3.png"/>
+            <wp:docPr id="2" name="image-X2_dIa1tDheW3W94O1j-q.png"/>
             <a:graphic>
               <a:graphicData uri="http://schemas.openxmlformats.org/drawingml/2006/picture">
                 <pic:pic>
                   <pic:nvPicPr>
-                    <pic:cNvPr id="2" name="image-zbH4qGEIvVG2d2Js5IPk3.png" descr="Figure 1"/>
+                    <pic:cNvPr id="2" name="image-X2_dIa1tDheW3W94O1j-q.png" descr="Figure 1"/>
                     <pic:cNvPicPr/>
                   </pic:nvPicPr>
                   <pic:blipFill>
@@ -3396,12 +3396,12 @@
           <wp:inline distB="0" distL="0" distR="0" distT="0">
             <wp:extent cx="6629400" cy="24418290"/>
             <wp:effectExtent b="0" l="0" r="0" t="0"/>
-            <wp:docPr id="4" name="image-L2TCi-uFUtz69TLool7YQ.png"/>
+            <wp:docPr id="4" name="image-Fmhj5_379WEBjGUbxpgpb.png"/>
             <a:graphic>
               <a:graphicData uri="http://schemas.openxmlformats.org/drawingml/2006/picture">
                 <pic:pic>
                   <pic:nvPicPr>
-                    <pic:cNvPr id="4" name="image-L2TCi-uFUtz69TLool7YQ.png" descr="Figure 2"/>
+                    <pic:cNvPr id="4" name="image-Fmhj5_379WEBjGUbxpgpb.png" descr="Figure 2"/>
                     <pic:cNvPicPr/>
                   </pic:nvPicPr>
                   <pic:blipFill>
@@ -3629,7 +3629,7 @@
       </w:pPr>
       <w:r>
         <w:rPr/>
-        <w:t xml:space="preserve">There is honestly no rate limiting anywhere else in the API -- most importantly, </w:t>
+        <w:t xml:space="preserve">A second limiter exists on </w:t>
       </w:r>
       <w:r>
         <w:rPr/>
@@ -3637,7 +3637,15 @@
       </w:r>
       <w:r>
         <w:rPr/>
-        <w:t xml:space="preserve"> and </w:t>
+        <w:t xml:space="preserve"> (added in a later mission-critical-reliability review, v0.2.3): a per-account limiter keyed by email, defaulting to 10 attempts per 60 seconds, both configurable, returning </w:t>
+      </w:r>
+      <w:r>
+        <w:rPr/>
+        <w:t xml:space="preserve">429</w:t>
+      </w:r>
+      <w:r>
+        <w:rPr/>
+        <w:t xml:space="preserve"> once exceeded -- a real defense against credential-stuffing/brute-force attempts against one specific account. </w:t>
       </w:r>
       <w:r>
         <w:rPr/>
@@ -3645,7 +3653,7 @@
       </w:r>
       <w:r>
         <w:rPr/>
-        <w:t xml:space="preserve"> have no throttling of any kind against credential-stuffing or brute-force attempts. This is stated plainly in §12 rather than left implicit.</w:t>
+        <w:t xml:space="preserve"> still has no rate limiting of any kind, and there is no rate limiting anywhere else in the API. This is stated plainly in §12 rather than left implicit.</w:t>
       </w:r>
     </w:p>
     <w:p>
@@ -3889,12 +3897,12 @@
           <wp:inline distB="0" distL="0" distR="0" distT="0">
             <wp:extent cx="6629400" cy="4603750"/>
             <wp:effectExtent b="0" l="0" r="0" t="0"/>
-            <wp:docPr id="6" name="image-hkA1VoWdMvnn9b7Q3DLZk.png"/>
+            <wp:docPr id="6" name="image-p9l8QxgLIzuNo4-2cmUqU.png"/>
             <a:graphic>
               <a:graphicData uri="http://schemas.openxmlformats.org/drawingml/2006/picture">
                 <pic:pic>
                   <pic:nvPicPr>
-                    <pic:cNvPr id="6" name="image-hkA1VoWdMvnn9b7Q3DLZk.png" descr="Figure 3"/>
+                    <pic:cNvPr id="6" name="image-p9l8QxgLIzuNo4-2cmUqU.png" descr="Figure 3"/>
                     <pic:cNvPicPr/>
                   </pic:nvPicPr>
                   <pic:blipFill>
@@ -4010,7 +4018,19 @@
         <w:rPr>
           <w:b/>
         </w:rPr>
-        <w:t xml:space="preserve">No rate limiting or lockout on authentication endpoints.</w:t>
+        <w:t xml:space="preserve">No rate limiting on </w:t>
+      </w:r>
+      <w:r>
+        <w:rPr>
+          <w:b/>
+        </w:rPr>
+        <w:t xml:space="preserve">/auth/register</w:t>
+      </w:r>
+      <w:r>
+        <w:rPr>
+          <w:b/>
+        </w:rPr>
+        <w:t xml:space="preserve">, and no account lockout on either authentication endpoint.</w:t>
       </w:r>
       <w:r>
         <w:rPr/>
@@ -4018,15 +4038,7 @@
       </w:r>
       <w:r>
         <w:rPr/>
-        <w:t xml:space="preserve"> and </w:t>
-      </w:r>
-      <w:r>
-        <w:rPr/>
-        <w:t xml:space="preserve">/auth/register</w:t>
-      </w:r>
-      <w:r>
-        <w:rPr/>
-        <w:t xml:space="preserve"> have no throttling against repeated attempts (§1, §9).</w:t>
+        <w:t xml:space="preserve"> itself gained a real per-account rate limiter in a later mission-critical-reliability review (v0.2.3, §1, §9).</w:t>
       </w:r>
     </w:p>
     <w:p>
@@ -4436,26 +4448,57 @@
             </w:pPr>
             <w:r>
               <w:rPr/>
-              <w:t xml:space="preserve">-based instant revocation on password reset/role change/disable</w:t>
-            </w:r>
-          </w:p>
-        </w:tc>
-        <w:tc>
-          <w:tcPr>
-            <w:tcBorders>
-              <w:top w:val="single" w:sz="1" w:space="0" w:color="000000"/>
-              <w:bottom w:val="single" w:sz="1" w:space="0" w:color="000000"/>
-              <w:left w:val="single" w:sz="1" w:space="0" w:color="000000"/>
-              <w:right w:val="single" w:sz="1" w:space="0" w:color="000000"/>
-            </w:tcBorders>
-          </w:tcPr>
-          <w:p>
-            <w:pPr>
-              <w:spacing w:lineRule="auto"/>
-            </w:pPr>
-            <w:r>
-              <w:rPr/>
-              <w:t xml:space="preserve">No self-service logout-everywhere; no login rate limiting</w:t>
+              <w:t xml:space="preserve">-based instant revocation on password reset/role change/disable; per-account rate limiter on </w:t>
+            </w:r>
+          </w:p>
+          <w:p>
+            <w:pPr>
+              <w:spacing w:lineRule="auto"/>
+            </w:pPr>
+            <w:r>
+              <w:rPr>
+                <w:highlight w:val="lightGray"/>
+              </w:rPr>
+              <w:t xml:space="preserve">/auth/login</w:t>
+            </w:r>
+          </w:p>
+          <w:p>
+            <w:pPr>
+              <w:spacing w:lineRule="auto"/>
+            </w:pPr>
+            <w:r>
+              <w:rPr/>
+              <w:t xml:space="preserve"> (v0.2.3)</w:t>
+            </w:r>
+          </w:p>
+        </w:tc>
+        <w:tc>
+          <w:tcPr>
+            <w:tcBorders>
+              <w:top w:val="single" w:sz="1" w:space="0" w:color="000000"/>
+              <w:bottom w:val="single" w:sz="1" w:space="0" w:color="000000"/>
+              <w:left w:val="single" w:sz="1" w:space="0" w:color="000000"/>
+              <w:right w:val="single" w:sz="1" w:space="0" w:color="000000"/>
+            </w:tcBorders>
+          </w:tcPr>
+          <w:p>
+            <w:pPr>
+              <w:spacing w:lineRule="auto"/>
+            </w:pPr>
+            <w:r>
+              <w:rPr/>
+              <w:t xml:space="preserve">No self-service logout-everywhere; no rate limiting on </w:t>
+            </w:r>
+          </w:p>
+          <w:p>
+            <w:pPr>
+              <w:spacing w:lineRule="auto"/>
+            </w:pPr>
+            <w:r>
+              <w:rPr>
+                <w:highlight w:val="lightGray"/>
+              </w:rPr>
+              <w:t xml:space="preserve">/auth/register</w:t>
             </w:r>
           </w:p>
         </w:tc>

--- a/documentation/HORIZON_GRID_SECURITY.docx
+++ b/documentation/HORIZON_GRID_SECURITY.docx
@@ -70,7 +70,7 @@
       </w:r>
       <w:r>
         <w:rPr/>
-        <w:t xml:space="preserve"> 0.2.3</w:t>
+        <w:t xml:space="preserve"> 0.2.4</w:t>
       </w:r>
     </w:p>
     <w:p>
@@ -85,7 +85,7 @@
       </w:r>
       <w:r>
         <w:rPr/>
-        <w:t xml:space="preserve"> 2026-08-20</w:t>
+        <w:t xml:space="preserve"> 2026-08-21</w:t>
       </w:r>
     </w:p>
     <w:p>
@@ -2472,12 +2472,12 @@
           <wp:inline distB="0" distL="0" distR="0" distT="0">
             <wp:extent cx="6629400" cy="4603750"/>
             <wp:effectExtent b="0" l="0" r="0" t="0"/>
-            <wp:docPr id="2" name="image-X2_dIa1tDheW3W94O1j-q.png"/>
+            <wp:docPr id="2" name="image-qJvVa7UxX5sEK9wJCLbYl.png"/>
             <a:graphic>
               <a:graphicData uri="http://schemas.openxmlformats.org/drawingml/2006/picture">
                 <pic:pic>
                   <pic:nvPicPr>
-                    <pic:cNvPr id="2" name="image-X2_dIa1tDheW3W94O1j-q.png" descr="Figure 1"/>
+                    <pic:cNvPr id="2" name="image-qJvVa7UxX5sEK9wJCLbYl.png" descr="Figure 1"/>
                     <pic:cNvPicPr/>
                   </pic:nvPicPr>
                   <pic:blipFill>
@@ -3396,12 +3396,12 @@
           <wp:inline distB="0" distL="0" distR="0" distT="0">
             <wp:extent cx="6629400" cy="24418290"/>
             <wp:effectExtent b="0" l="0" r="0" t="0"/>
-            <wp:docPr id="4" name="image-Fmhj5_379WEBjGUbxpgpb.png"/>
+            <wp:docPr id="4" name="image-1gHaXIYM_m-HRhFFKt-y_.png"/>
             <a:graphic>
               <a:graphicData uri="http://schemas.openxmlformats.org/drawingml/2006/picture">
                 <pic:pic>
                   <pic:nvPicPr>
-                    <pic:cNvPr id="4" name="image-Fmhj5_379WEBjGUbxpgpb.png" descr="Figure 2"/>
+                    <pic:cNvPr id="4" name="image-1gHaXIYM_m-HRhFFKt-y_.png" descr="Figure 2"/>
                     <pic:cNvPicPr/>
                   </pic:nvPicPr>
                   <pic:blipFill>
@@ -3897,12 +3897,12 @@
           <wp:inline distB="0" distL="0" distR="0" distT="0">
             <wp:extent cx="6629400" cy="4603750"/>
             <wp:effectExtent b="0" l="0" r="0" t="0"/>
-            <wp:docPr id="6" name="image-p9l8QxgLIzuNo4-2cmUqU.png"/>
+            <wp:docPr id="6" name="image-7VtfXFNrSAWmxCid7LhCu.png"/>
             <a:graphic>
               <a:graphicData uri="http://schemas.openxmlformats.org/drawingml/2006/picture">
                 <pic:pic>
                   <pic:nvPicPr>
-                    <pic:cNvPr id="6" name="image-p9l8QxgLIzuNo4-2cmUqU.png" descr="Figure 3"/>
+                    <pic:cNvPr id="6" name="image-7VtfXFNrSAWmxCid7LhCu.png" descr="Figure 3"/>
                     <pic:cNvPicPr/>
                   </pic:nvPicPr>
                   <pic:blipFill>

--- a/documentation/HORIZON_GRID_SECURITY.docx
+++ b/documentation/HORIZON_GRID_SECURITY.docx
@@ -70,7 +70,7 @@
       </w:r>
       <w:r>
         <w:rPr/>
-        <w:t xml:space="preserve"> 0.2.4</w:t>
+        <w:t xml:space="preserve"> 0.2.5</w:t>
       </w:r>
     </w:p>
     <w:p>
@@ -85,7 +85,7 @@
       </w:r>
       <w:r>
         <w:rPr/>
-        <w:t xml:space="preserve"> 2026-08-21</w:t>
+        <w:t xml:space="preserve"> 2026-08-23</w:t>
       </w:r>
     </w:p>
     <w:p>
@@ -2472,12 +2472,12 @@
           <wp:inline distB="0" distL="0" distR="0" distT="0">
             <wp:extent cx="6629400" cy="4603750"/>
             <wp:effectExtent b="0" l="0" r="0" t="0"/>
-            <wp:docPr id="2" name="image-qJvVa7UxX5sEK9wJCLbYl.png"/>
+            <wp:docPr id="2" name="image-toMJMxRgRdjc1c6av3nn2.png"/>
             <a:graphic>
               <a:graphicData uri="http://schemas.openxmlformats.org/drawingml/2006/picture">
                 <pic:pic>
                   <pic:nvPicPr>
-                    <pic:cNvPr id="2" name="image-qJvVa7UxX5sEK9wJCLbYl.png" descr="Figure 1"/>
+                    <pic:cNvPr id="2" name="image-toMJMxRgRdjc1c6av3nn2.png" descr="Figure 1"/>
                     <pic:cNvPicPr/>
                   </pic:nvPicPr>
                   <pic:blipFill>
@@ -3396,12 +3396,12 @@
           <wp:inline distB="0" distL="0" distR="0" distT="0">
             <wp:extent cx="6629400" cy="24418290"/>
             <wp:effectExtent b="0" l="0" r="0" t="0"/>
-            <wp:docPr id="4" name="image-1gHaXIYM_m-HRhFFKt-y_.png"/>
+            <wp:docPr id="4" name="image-8C2pqOJJkSR4AAyx-s0j9.png"/>
             <a:graphic>
               <a:graphicData uri="http://schemas.openxmlformats.org/drawingml/2006/picture">
                 <pic:pic>
                   <pic:nvPicPr>
-                    <pic:cNvPr id="4" name="image-1gHaXIYM_m-HRhFFKt-y_.png" descr="Figure 2"/>
+                    <pic:cNvPr id="4" name="image-8C2pqOJJkSR4AAyx-s0j9.png" descr="Figure 2"/>
                     <pic:cNvPicPr/>
                   </pic:nvPicPr>
                   <pic:blipFill>
@@ -3897,12 +3897,12 @@
           <wp:inline distB="0" distL="0" distR="0" distT="0">
             <wp:extent cx="6629400" cy="4603750"/>
             <wp:effectExtent b="0" l="0" r="0" t="0"/>
-            <wp:docPr id="6" name="image-7VtfXFNrSAWmxCid7LhCu.png"/>
+            <wp:docPr id="6" name="image-xh3I4j10zRal2G4Uyumzf.png"/>
             <a:graphic>
               <a:graphicData uri="http://schemas.openxmlformats.org/drawingml/2006/picture">
                 <pic:pic>
                   <pic:nvPicPr>
-                    <pic:cNvPr id="6" name="image-7VtfXFNrSAWmxCid7LhCu.png" descr="Figure 3"/>
+                    <pic:cNvPr id="6" name="image-xh3I4j10zRal2G4Uyumzf.png" descr="Figure 3"/>
                     <pic:cNvPicPr/>
                   </pic:nvPicPr>
                   <pic:blipFill>

--- a/documentation/HORIZON_GRID_SECURITY.docx
+++ b/documentation/HORIZON_GRID_SECURITY.docx
@@ -5,7 +5,7 @@
     <w:sectPr>
       <w:pgSz w:w="12240" w:h="15840" w:orient="portrait"/>
       <w:pgMar w:top="1000" w:right="900" w:bottom="1000" w:left="900" w:header="undefined" w:footer="undefined" w:gutter="undefined"/>
-      <w:footerReference r:id="rId12" w:type="default"/>
+      <w:footerReference r:id="rId13" w:type="default"/>
     </w:sectPr>
     <w:p>
       <w:pPr>
@@ -70,7 +70,7 @@
       </w:r>
       <w:r>
         <w:rPr/>
-        <w:t xml:space="preserve"> 0.2.5</w:t>
+        <w:t xml:space="preserve"> 0.3.0</w:t>
       </w:r>
     </w:p>
     <w:p>
@@ -85,7 +85,7 @@
       </w:r>
       <w:r>
         <w:rPr/>
-        <w:t xml:space="preserve"> 2026-08-23</w:t>
+        <w:t xml:space="preserve"> 2026-08-24</w:t>
       </w:r>
     </w:p>
     <w:p>
@@ -2472,12 +2472,12 @@
           <wp:inline distB="0" distL="0" distR="0" distT="0">
             <wp:extent cx="6629400" cy="4603750"/>
             <wp:effectExtent b="0" l="0" r="0" t="0"/>
-            <wp:docPr id="2" name="image-toMJMxRgRdjc1c6av3nn2.png"/>
+            <wp:docPr id="2" name="image-YjuqREs1BGtdKTtTWbUl1.png"/>
             <a:graphic>
               <a:graphicData uri="http://schemas.openxmlformats.org/drawingml/2006/picture">
                 <pic:pic>
                   <pic:nvPicPr>
-                    <pic:cNvPr id="2" name="image-toMJMxRgRdjc1c6av3nn2.png" descr="Figure 1"/>
+                    <pic:cNvPr id="2" name="image-YjuqREs1BGtdKTtTWbUl1.png" descr="Figure 1"/>
                     <pic:cNvPicPr/>
                   </pic:nvPicPr>
                   <pic:blipFill>
@@ -3396,12 +3396,12 @@
           <wp:inline distB="0" distL="0" distR="0" distT="0">
             <wp:extent cx="6629400" cy="24418290"/>
             <wp:effectExtent b="0" l="0" r="0" t="0"/>
-            <wp:docPr id="4" name="image-8C2pqOJJkSR4AAyx-s0j9.png"/>
+            <wp:docPr id="4" name="image-Kac43KIg2FnyxLGoEFfPZ.png"/>
             <a:graphic>
               <a:graphicData uri="http://schemas.openxmlformats.org/drawingml/2006/picture">
                 <pic:pic>
                   <pic:nvPicPr>
-                    <pic:cNvPr id="4" name="image-8C2pqOJJkSR4AAyx-s0j9.png" descr="Figure 2"/>
+                    <pic:cNvPr id="4" name="image-Kac43KIg2FnyxLGoEFfPZ.png" descr="Figure 2"/>
                     <pic:cNvPicPr/>
                   </pic:nvPicPr>
                   <pic:blipFill>
@@ -3897,12 +3897,12 @@
           <wp:inline distB="0" distL="0" distR="0" distT="0">
             <wp:extent cx="6629400" cy="4603750"/>
             <wp:effectExtent b="0" l="0" r="0" t="0"/>
-            <wp:docPr id="6" name="image-xh3I4j10zRal2G4Uyumzf.png"/>
+            <wp:docPr id="6" name="image-Wu8wJ8bTFTw9bd5k1AOwP.png"/>
             <a:graphic>
               <a:graphicData uri="http://schemas.openxmlformats.org/drawingml/2006/picture">
                 <pic:pic>
                   <pic:nvPicPr>
-                    <pic:cNvPr id="6" name="image-xh3I4j10zRal2G4Uyumzf.png" descr="Figure 3"/>
+                    <pic:cNvPr id="6" name="image-Wu8wJ8bTFTw9bd5k1AOwP.png" descr="Figure 3"/>
                     <pic:cNvPicPr/>
                   </pic:nvPicPr>
                   <pic:blipFill>
@@ -4289,6 +4289,412 @@
       <w:r>
         <w:rPr/>
         <w:t xml:space="preserve"> anywhere in that release's surface. The scoring-engine correlation-flood fix (§8), in particular, has progressed all the way from "found, fixed, unit-tested" to fully live-verified end-to-end on a fresh, real, user-installed instance -- it is not carried in this list as an open item, precisely because it no longer is one.</w:t>
+      </w:r>
+    </w:p>
+    <w:p>
+      <w:pPr>
+        <w:pStyle w:val="Heading2"/>
+        <w:spacing w:lineRule="auto"/>
+      </w:pPr>
+      <w:r>
+        <w:rPr/>
+        <w:t xml:space="preserve">13. Pentest Suite: Scope-Enforced Assessment and Gated Exploit Validation</w:t>
+      </w:r>
+    </w:p>
+    <w:p>
+      <w:pPr>
+        <w:spacing w:lineRule="auto"/>
+      </w:pPr>
+      <w:r>
+        <w:rPr/>
+        <w:t xml:space="preserve">The Pentest Suite (full architecture: </w:t>
+      </w:r>
+      <w:r>
+        <w:rPr/>
+        <w:t xml:space="preserve">backend-10-pentest-suite.md</w:t>
+      </w:r>
+      <w:r>
+        <w:rPr/>
+        <w:t xml:space="preserve">; user-facing reference: </w:t>
+      </w:r>
+      <w:hyperlink r:id="rId12">
+        <w:r>
+          <w:rPr>
+            <w:rStyle w:val="Hyperlink"/>
+          </w:rPr>
+          <w:t xml:space="preserve">PENTEST_SUITE.md</w:t>
+        </w:r>
+      </w:hyperlink>
+      <w:r>
+        <w:rPr/>
+        <w:t xml:space="preserve">) is this platform's only subsystem capable of real exploit execution, so its safety model is documented here explicitly rather than folded into a general feature description.</w:t>
+      </w:r>
+    </w:p>
+    <w:p>
+      <w:pPr>
+        <w:spacing w:lineRule="auto"/>
+      </w:pPr>
+      <w:r>
+        <w:rPr>
+          <w:b/>
+        </w:rPr>
+        <w:t xml:space="preserve">Scope enforcement is the root control.</w:t>
+      </w:r>
+      <w:r>
+        <w:rPr/>
+        <w:t xml:space="preserve"> Every assessment starts with an empty </w:t>
+      </w:r>
+      <w:r>
+        <w:rPr/>
+        <w:t xml:space="preserve">scope_definition</w:t>
+      </w:r>
+      <w:r>
+        <w:rPr/>
+        <w:t xml:space="preserve"> (</w:t>
+      </w:r>
+      <w:r>
+        <w:rPr/>
+        <w:t xml:space="preserve">{"cidrs": [...], "domains": [...]}</w:t>
+      </w:r>
+      <w:r>
+        <w:rPr/>
+        <w:t xml:space="preserve">), and an empty scope authorizes nothing -- a target outside the declared scope is rejected outright, with no code path that expands scope automatically at scan time. This is checked by one shared </w:t>
+      </w:r>
+      <w:r>
+        <w:rPr/>
+        <w:t xml:space="preserve">_is_in_scope()</w:t>
+      </w:r>
+      <w:r>
+        <w:rPr/>
+        <w:t xml:space="preserve"> function that both the autonomous scan pipeline and the exploit-validation feature import and call identically, so scope semantics cannot drift between the two.</w:t>
+      </w:r>
+    </w:p>
+    <w:p>
+      <w:pPr>
+        <w:spacing w:lineRule="auto"/>
+      </w:pPr>
+      <w:r>
+        <w:rPr>
+          <w:b/>
+        </w:rPr>
+        <w:t xml:space="preserve">Exploit execution has five independent gates, all of which must be satisfied in order, with no shortcut past any of them:</w:t>
+      </w:r>
+      <w:r>
+        <w:rPr/>
+        <w:t xml:space="preserve"> an explicitly declared scope; a target added inside it; a completed scan that produced a finding with a real CVE; an </w:t>
+      </w:r>
+      <w:r>
+        <w:rPr/>
+        <w:t xml:space="preserve">ADMIN</w:t>
+      </w:r>
+      <w:r>
+        <w:rPr/>
+        <w:t xml:space="preserve"> manually searching and selecting one specific Metasploit module for that one finding; and, for real execution (not the non-exploiting </w:t>
+      </w:r>
+      <w:r>
+        <w:rPr/>
+        <w:t xml:space="preserve">check</w:t>
+      </w:r>
+      <w:r>
+        <w:rPr/>
+        <w:t xml:space="preserve"> mode), an explicit </w:t>
+      </w:r>
+      <w:r>
+        <w:rPr/>
+        <w:t xml:space="preserve">confirmed: true</w:t>
+      </w:r>
+      <w:r>
+        <w:rPr/>
+        <w:t xml:space="preserve"> on that exact request, required fresh every single time -- there is no way to set this once and have it apply to a later call.</w:t>
+      </w:r>
+    </w:p>
+    <w:p>
+      <w:pPr>
+        <w:spacing w:lineRule="auto"/>
+      </w:pPr>
+      <w:r>
+        <w:rPr>
+          <w:b/>
+        </w:rPr>
+        <w:t xml:space="preserve">The one hard technical guarantee: RHOSTS is always the finding's real target, never a caller-supplied value.</w:t>
+      </w:r>
+      <w:r>
+        <w:rPr/>
+        <w:t xml:space="preserve">_lock_rhosts()</w:t>
+      </w:r>
+      <w:r>
+        <w:rPr/>
+        <w:t xml:space="preserve"> strips any caller-supplied </w:t>
+      </w:r>
+      <w:r>
+        <w:rPr/>
+        <w:t xml:space="preserve">RHOST</w:t>
+      </w:r>
+      <w:r>
+        <w:rPr/>
+        <w:t xml:space="preserve">/</w:t>
+      </w:r>
+      <w:r>
+        <w:rPr/>
+        <w:t xml:space="preserve">RHOSTS</w:t>
+      </w:r>
+      <w:r>
+        <w:rPr/>
+        <w:t xml:space="preserve"> (case-insensitively) and re-inserts the real target value last -- since the console-write loop iterates the options dict in insertion order, the real target is always the final </w:t>
+      </w:r>
+      <w:r>
+        <w:rPr/>
+        <w:t xml:space="preserve">set RHOSTS ...</w:t>
+      </w:r>
+      <w:r>
+        <w:rPr/>
+        <w:t xml:space="preserve"> line sent to Metasploit, regardless of what a caller tries to smuggle in first. This was specifically adversarially re-verified, including against homoglyph/whitespace key tricks, and held. It is a narrower guarantee than "network activity can only touch the target," stated precisely as such: </w:t>
+      </w:r>
+      <w:r>
+        <w:rPr/>
+        <w:t xml:space="preserve">LHOST</w:t>
+      </w:r>
+      <w:r>
+        <w:rPr/>
+        <w:t xml:space="preserve">/</w:t>
+      </w:r>
+      <w:r>
+        <w:rPr/>
+        <w:t xml:space="preserve">SRVHOST</w:t>
+      </w:r>
+      <w:r>
+        <w:rPr/>
+        <w:t xml:space="preserve"> and similar reverse-payload/listener options are deliberately not locked, since an </w:t>
+      </w:r>
+      <w:r>
+        <w:rPr/>
+        <w:t xml:space="preserve">ADMIN</w:t>
+      </w:r>
+      <w:r>
+        <w:rPr/>
+        <w:t xml:space="preserve"> legitimately needs those pointed at their own infrastructure.</w:t>
+      </w:r>
+    </w:p>
+    <w:p>
+      <w:pPr>
+        <w:spacing w:lineRule="auto"/>
+      </w:pPr>
+      <w:r>
+        <w:rPr>
+          <w:b/>
+        </w:rPr>
+        <w:t xml:space="preserve">Every option value is checked for embedded newlines before being sent to a real msfconsole session</w:t>
+      </w:r>
+      <w:r>
+        <w:rPr/>
+        <w:t xml:space="preserve">, closing a console-command-injection path a crafted option value could otherwise use to inject an unintended additional command.</w:t>
+      </w:r>
+    </w:p>
+    <w:p>
+      <w:pPr>
+        <w:spacing w:lineRule="auto"/>
+      </w:pPr>
+      <w:r>
+        <w:rPr>
+          <w:b/>
+        </w:rPr>
+        <w:t xml:space="preserve">pentest:exploit</w:t>
+      </w:r>
+      <w:r>
+        <w:rPr>
+          <w:b/>
+        </w:rPr>
+        <w:t xml:space="preserve"> is its own, </w:t>
+      </w:r>
+      <w:r>
+        <w:rPr>
+          <w:b/>
+        </w:rPr>
+        <w:t xml:space="preserve">ADMIN</w:t>
+      </w:r>
+      <w:r>
+        <w:rPr>
+          <w:b/>
+        </w:rPr>
+        <w:t xml:space="preserve">-only permission</w:t>
+      </w:r>
+      <w:r>
+        <w:rPr/>
+        <w:t xml:space="preserve"> -- distinct from </w:t>
+      </w:r>
+      <w:r>
+        <w:rPr/>
+        <w:t xml:space="preserve">pentest:create</w:t>
+      </w:r>
+      <w:r>
+        <w:rPr/>
+        <w:t xml:space="preserve">/</w:t>
+      </w:r>
+      <w:r>
+        <w:rPr/>
+        <w:t xml:space="preserve">pentest:read</w:t>
+      </w:r>
+      <w:r>
+        <w:rPr/>
+        <w:t xml:space="preserve">/</w:t>
+      </w:r>
+      <w:r>
+        <w:rPr/>
+        <w:t xml:space="preserve">pentest:validate</w:t>
+      </w:r>
+      <w:r>
+        <w:rPr/>
+        <w:t xml:space="preserve">, which </w:t>
+      </w:r>
+      <w:r>
+        <w:rPr/>
+        <w:t xml:space="preserve">ANALYST</w:t>
+      </w:r>
+      <w:r>
+        <w:rPr/>
+        <w:t xml:space="preserve"> also holds -- and gates not only running a module but </w:t>
+      </w:r>
+      <w:r>
+        <w:rPr/>
+        <w:t xml:space="preserve">reading back</w:t>
+      </w:r>
+      <w:r>
+        <w:rPr/>
+        <w:t xml:space="preserve"> a past attempt's transcript, since a real exploit's output (which can contain dumped credentials or session banners) is exactly as privileged as the action that produced it. An adversarial review found this list-read route briefly gated on the broader </w:t>
+      </w:r>
+      <w:r>
+        <w:rPr/>
+        <w:t xml:space="preserve">pentest:read</w:t>
+      </w:r>
+      <w:r>
+        <w:rPr/>
+        <w:t xml:space="preserve"> instead; it was fixed before release and is now covered by a regression test asserting </w:t>
+      </w:r>
+      <w:r>
+        <w:rPr/>
+        <w:t xml:space="preserve">ANALYST</w:t>
+      </w:r>
+      <w:r>
+        <w:rPr/>
+        <w:t xml:space="preserve"> gets </w:t>
+      </w:r>
+      <w:r>
+        <w:rPr/>
+        <w:t xml:space="preserve">403</w:t>
+      </w:r>
+      <w:r>
+        <w:rPr/>
+        <w:t xml:space="preserve"> while </w:t>
+      </w:r>
+      <w:r>
+        <w:rPr/>
+        <w:t xml:space="preserve">ADMIN</w:t>
+      </w:r>
+      <w:r>
+        <w:rPr/>
+        <w:t xml:space="preserve"> gets </w:t>
+      </w:r>
+      <w:r>
+        <w:rPr/>
+        <w:t xml:space="preserve">200</w:t>
+      </w:r>
+      <w:r>
+        <w:rPr/>
+        <w:t xml:space="preserve">.</w:t>
+      </w:r>
+    </w:p>
+    <w:p>
+      <w:pPr>
+        <w:spacing w:lineRule="auto"/>
+      </w:pPr>
+      <w:r>
+        <w:rPr>
+          <w:b/>
+        </w:rPr>
+        <w:t xml:space="preserve">No auto-classification of results.</w:t>
+      </w:r>
+      <w:r>
+        <w:rPr/>
+        <w:t xml:space="preserve"> Neither the non-exploiting </w:t>
+      </w:r>
+      <w:r>
+        <w:rPr/>
+        <w:t xml:space="preserve">check</w:t>
+      </w:r>
+      <w:r>
+        <w:rPr/>
+        <w:t xml:space="preserve"> mode nor a real </w:t>
+      </w:r>
+      <w:r>
+        <w:rPr/>
+        <w:t xml:space="preserve">run</w:t>
+      </w:r>
+      <w:r>
+        <w:rPr/>
+        <w:t xml:space="preserve"> ever gets its output parsed into a computed vulnerable/not-vulnerable verdict -- module output text is too inconsistent across thousands of real Metasploit modules to parse reliably, so the verbatim transcript is stored and shown, and the human operator reads it directly. The one exception is a </w:t>
+      </w:r>
+      <w:r>
+        <w:rPr/>
+        <w:t xml:space="preserve">positive, observed</w:t>
+      </w:r>
+      <w:r>
+        <w:rPr/>
+        <w:t xml:space="preserve"> fact, not an inference: if a real session opens, that finding is promoted to </w:t>
+      </w:r>
+      <w:r>
+        <w:rPr/>
+        <w:t xml:space="preserve">CONFIRMED</w:t>
+      </w:r>
+      <w:r>
+        <w:rPr/>
+        <w:t xml:space="preserve"> confidence, because an opened session is a directly observed outcome, not a text-parsed guess.</w:t>
+      </w:r>
+    </w:p>
+    <w:p>
+      <w:pPr>
+        <w:spacing w:lineRule="auto"/>
+      </w:pPr>
+      <w:r>
+        <w:rPr>
+          <w:b/>
+        </w:rPr>
+        <w:t xml:space="preserve">Disclosed limitation, not yet hardened:</w:t>
+      </w:r>
+      <w:r>
+        <w:rPr/>
+        <w:t xml:space="preserve"> the global pentest kill switch (</w:t>
+      </w:r>
+      <w:r>
+        <w:rPr/>
+        <w:t xml:space="preserve">is_global_kill_switch_engaged()</w:t>
+      </w:r>
+      <w:r>
+        <w:rPr/>
+        <w:t xml:space="preserve">) is an in-memory, process-local flag, not backed by the database or a shared store. This is correct today only because the shipped deployment (</w:t>
+      </w:r>
+      <w:r>
+        <w:rPr/>
+        <w:t xml:space="preserve">docker-compose.yml</w:t>
+      </w:r>
+      <w:r>
+        <w:rPr/>
+        <w:t xml:space="preserve">/</w:t>
+      </w:r>
+      <w:r>
+        <w:rPr/>
+        <w:t xml:space="preserve">docker-compose.prod.yml</w:t>
+      </w:r>
+      <w:r>
+        <w:rPr/>
+        <w:t xml:space="preserve">) runs a single backend process with no </w:t>
+      </w:r>
+      <w:r>
+        <w:rPr/>
+        <w:t xml:space="preserve">--workers</w:t>
+      </w:r>
+      <w:r>
+        <w:rPr/>
+        <w:t xml:space="preserve"> flag; if this were ever scaled to multiple worker processes or replicas, engaging the kill switch in the process handling that request would not propagate to the others. Flagged here as a latent deployment-topology risk found during adversarial review, not a currently exploitable one.</w:t>
       </w:r>
     </w:p>
     <w:p>
@@ -5064,6 +5470,88 @@
             <w:r>
               <w:rPr/>
               <w:t xml:space="preserve">No case/basket/lookup activity coverage; test-result rows lack actor attribution</w:t>
+            </w:r>
+          </w:p>
+        </w:tc>
+      </w:tr>
+      <w:tr>
+        <w:trPr>
+          <w:cantSplit/>
+        </w:trPr>
+        <w:tc>
+          <w:tcPr>
+            <w:tcBorders>
+              <w:top w:val="single" w:sz="1" w:space="0" w:color="000000"/>
+              <w:bottom w:val="single" w:sz="1" w:space="0" w:color="000000"/>
+              <w:left w:val="single" w:sz="1" w:space="0" w:color="000000"/>
+              <w:right w:val="single" w:sz="1" w:space="0" w:color="000000"/>
+            </w:tcBorders>
+          </w:tcPr>
+          <w:p>
+            <w:pPr>
+              <w:spacing w:lineRule="auto"/>
+            </w:pPr>
+            <w:r>
+              <w:rPr/>
+              <w:t xml:space="preserve">Pentest / Exploit Validation</w:t>
+            </w:r>
+          </w:p>
+        </w:tc>
+        <w:tc>
+          <w:tcPr>
+            <w:tcBorders>
+              <w:top w:val="single" w:sz="1" w:space="0" w:color="000000"/>
+              <w:bottom w:val="single" w:sz="1" w:space="0" w:color="000000"/>
+              <w:left w:val="single" w:sz="1" w:space="0" w:color="000000"/>
+              <w:right w:val="single" w:sz="1" w:space="0" w:color="000000"/>
+            </w:tcBorders>
+          </w:tcPr>
+          <w:p>
+            <w:pPr>
+              <w:spacing w:lineRule="auto"/>
+            </w:pPr>
+            <w:r>
+              <w:rPr/>
+              <w:t xml:space="preserve">Five independent gates before any real exploit runs; RHOSTS always the real target (adversarially verified); </w:t>
+            </w:r>
+          </w:p>
+          <w:p>
+            <w:pPr>
+              <w:spacing w:lineRule="auto"/>
+            </w:pPr>
+            <w:r>
+              <w:rPr>
+                <w:highlight w:val="lightGray"/>
+              </w:rPr>
+              <w:t xml:space="preserve">pentest:exploit</w:t>
+            </w:r>
+          </w:p>
+          <w:p>
+            <w:pPr>
+              <w:spacing w:lineRule="auto"/>
+            </w:pPr>
+            <w:r>
+              <w:rPr/>
+              <w:t xml:space="preserve"> (ADMIN-only) gates both running a module and reading past transcripts</w:t>
+            </w:r>
+          </w:p>
+        </w:tc>
+        <w:tc>
+          <w:tcPr>
+            <w:tcBorders>
+              <w:top w:val="single" w:sz="1" w:space="0" w:color="000000"/>
+              <w:bottom w:val="single" w:sz="1" w:space="0" w:color="000000"/>
+              <w:left w:val="single" w:sz="1" w:space="0" w:color="000000"/>
+              <w:right w:val="single" w:sz="1" w:space="0" w:color="000000"/>
+            </w:tcBorders>
+          </w:tcPr>
+          <w:p>
+            <w:pPr>
+              <w:spacing w:lineRule="auto"/>
+            </w:pPr>
+            <w:r>
+              <w:rPr/>
+              <w:t xml:space="preserve">Global kill switch is in-memory/process-local -- correct only under the shipped single-process deployment</w:t>
             </w:r>
           </w:p>
         </w:tc>
